--- a/Coding 1 - year/Unit 2 - Variables, Data Types & Expressions/Daily Lesson Plans/Word/Day 39.docx
+++ b/Coding 1 - year/Unit 2 - Variables, Data Types & Expressions/Daily Lesson Plans/Word/Day 39.docx
@@ -50,12 +50,15 @@
               </w:rPr>
               <w:t xml:space="preserve">Coding I — Full Year</w:t>
             </w:r>
-          </w:p>
-          <w:p>
-            <w:pPr>
-              <w:spacing w:before="40"/>
-              <w:jc w:val="center"/>
-            </w:pPr>
+            <w:r>
+              <w:rPr>
+                <w:rFonts w:ascii="Arial" w:cs="Arial" w:eastAsia="Arial" w:hAnsi="Arial"/>
+                <w:sz w:val="16"/>
+                <w:szCs w:val="16"/>
+              </w:rPr>
+              <w:br/>
+              <w:t xml:space="preserve"/>
+            </w:r>
             <w:r>
               <w:rPr>
                 <w:rFonts w:ascii="Arial" w:cs="Arial" w:eastAsia="Arial" w:hAnsi="Arial"/>
@@ -83,7 +86,7 @@
           <w:rFonts w:ascii="Arial" w:cs="Arial" w:eastAsia="Arial" w:hAnsi="Arial"/>
           <w:b/>
           <w:bCs/>
-          <w:color w:val="1F3864"/>
+          <w:color w:val="2B5797"/>
           <w:sz w:val="32"/>
           <w:szCs w:val="32"/>
         </w:rPr>
@@ -261,9 +264,9 @@
               <w:right w:val="single" w:color="CCCCCC" w:sz="1"/>
             </w:tcBorders>
             <w:tcMar>
-              <w:top w:type="dxa" w:w="60"/>
+              <w:top w:type="dxa" w:w="80"/>
               <w:left w:type="dxa" w:w="120"/>
-              <w:bottom w:type="dxa" w:w="60"/>
+              <w:bottom w:type="dxa" w:w="80"/>
               <w:right w:type="dxa" w:w="120"/>
             </w:tcMar>
           </w:tcPr>
@@ -290,20 +293,147 @@
               <w:right w:val="single" w:color="CCCCCC" w:sz="1"/>
             </w:tcBorders>
             <w:tcMar>
-              <w:top w:type="dxa" w:w="60"/>
+              <w:top w:type="dxa" w:w="80"/>
               <w:left w:type="dxa" w:w="120"/>
-              <w:bottom w:type="dxa" w:w="60"/>
+              <w:bottom w:type="dxa" w:w="80"/>
               <w:right w:type="dxa" w:w="120"/>
             </w:tcMar>
           </w:tcPr>
           <w:p>
-            <w:r>
-              <w:rPr>
-                <w:rFonts w:ascii="Arial" w:cs="Arial" w:eastAsia="Arial" w:hAnsi="Arial"/>
-                <w:sz w:val="20"/>
-                <w:szCs w:val="20"/>
+            <w:pPr>
+              <w:spacing w:after="80" w:before="80"/>
+            </w:pPr>
+            <w:r>
+              <w:rPr>
+                <w:rFonts w:ascii="Arial" w:cs="Arial" w:eastAsia="Arial" w:hAnsi="Arial"/>
+                <w:b/>
+                <w:bCs/>
+                <w:i w:val="false"/>
+                <w:iCs w:val="false"/>
+                <w:color w:val="000000"/>
+                <w:sz w:val="22"/>
+                <w:szCs w:val="22"/>
               </w:rPr>
               <w:t xml:space="preserve">Bell Ringer / Review</w:t>
+            </w:r>
+            <w:r>
+              <w:rPr>
+                <w:rFonts w:ascii="Arial" w:cs="Arial" w:eastAsia="Arial" w:hAnsi="Arial"/>
+                <w:sz w:val="20"/>
+                <w:szCs w:val="20"/>
+              </w:rPr>
+              <w:br/>
+              <w:t xml:space="preserve"/>
+            </w:r>
+            <w:r>
+              <w:rPr>
+                <w:rFonts w:ascii="Arial" w:cs="Arial" w:eastAsia="Arial" w:hAnsi="Arial"/>
+                <w:sz w:val="20"/>
+                <w:szCs w:val="20"/>
+              </w:rPr>
+              <w:br/>
+              <w:t xml:space="preserve"/>
+            </w:r>
+            <w:r>
+              <w:rPr>
+                <w:rFonts w:ascii="Arial" w:cs="Arial" w:eastAsia="Arial" w:hAnsi="Arial"/>
+                <w:b/>
+                <w:bCs/>
+                <w:i w:val="false"/>
+                <w:iCs w:val="false"/>
+                <w:color w:val="000000"/>
+                <w:sz w:val="20"/>
+                <w:szCs w:val="20"/>
+              </w:rPr>
+              <w:t xml:space="preserve">Quick Write </w:t>
+            </w:r>
+            <w:r>
+              <w:rPr>
+                <w:rFonts w:ascii="Arial" w:cs="Arial" w:eastAsia="Arial" w:hAnsi="Arial"/>
+                <w:b w:val="false"/>
+                <w:bCs w:val="false"/>
+                <w:i w:val="false"/>
+                <w:iCs w:val="false"/>
+                <w:color w:val="000000"/>
+                <w:sz w:val="20"/>
+                <w:szCs w:val="20"/>
+              </w:rPr>
+              <w:t xml:space="preserve">(3 min — written or verbal):</w:t>
+            </w:r>
+            <w:r>
+              <w:rPr>
+                <w:rFonts w:ascii="Arial" w:cs="Arial" w:eastAsia="Arial" w:hAnsi="Arial"/>
+                <w:sz w:val="20"/>
+                <w:szCs w:val="20"/>
+              </w:rPr>
+              <w:br/>
+              <w:t xml:space="preserve"/>
+            </w:r>
+            <w:r>
+              <w:rPr>
+                <w:rFonts w:ascii="Arial" w:cs="Arial" w:eastAsia="Arial" w:hAnsi="Arial"/>
+                <w:b w:val="false"/>
+                <w:bCs w:val="false"/>
+                <w:i w:val="false"/>
+                <w:iCs w:val="false"/>
+                <w:color w:val="000000"/>
+                <w:sz w:val="20"/>
+                <w:szCs w:val="20"/>
+              </w:rPr>
+              <w:t xml:space="preserve">    In your own words: Design and build a complete calculator program of my choice using all Unit 2 concepts?</w:t>
+            </w:r>
+            <w:r>
+              <w:rPr>
+                <w:rFonts w:ascii="Arial" w:cs="Arial" w:eastAsia="Arial" w:hAnsi="Arial"/>
+                <w:sz w:val="20"/>
+                <w:szCs w:val="20"/>
+              </w:rPr>
+              <w:br/>
+              <w:t xml:space="preserve"/>
+            </w:r>
+            <w:r>
+              <w:rPr>
+                <w:rFonts w:ascii="Arial" w:cs="Arial" w:eastAsia="Arial" w:hAnsi="Arial"/>
+                <w:sz w:val="20"/>
+                <w:szCs w:val="20"/>
+              </w:rPr>
+              <w:br/>
+              <w:t xml:space="preserve"/>
+            </w:r>
+            <w:r>
+              <w:rPr>
+                <w:rFonts w:ascii="Arial" w:cs="Arial" w:eastAsia="Arial" w:hAnsi="Arial"/>
+                <w:b w:val="false"/>
+                <w:bCs w:val="false"/>
+                <w:i/>
+                <w:iCs/>
+                <w:color w:val="444444"/>
+                <w:sz w:val="20"/>
+                <w:szCs w:val="20"/>
+              </w:rPr>
+              <w:t xml:space="preserve">Today's Goal: By the end of class you will be able to design and build a complete calculator program of my choice using all Unit 2 concepts.</w:t>
+            </w:r>
+            <w:r>
+              <w:rPr>
+                <w:rFonts w:ascii="Arial" w:cs="Arial" w:eastAsia="Arial" w:hAnsi="Arial"/>
+                <w:sz w:val="20"/>
+                <w:szCs w:val="20"/>
+              </w:rPr>
+              <w:br/>
+              <w:t xml:space="preserve"/>
+            </w:r>
+            <w:r>
+              <w:rPr>
+                <w:rFonts w:ascii="Arial" w:cs="Arial" w:eastAsia="Arial" w:hAnsi="Arial"/>
+                <w:b w:val="false"/>
+                <w:bCs w:val="false"/>
+                <w:i/>
+                <w:iCs/>
+                <w:color w:val="555555"/>
+                <w:sz w:val="20"/>
+                <w:szCs w:val="20"/>
+              </w:rPr>
+              <w:t xml:space="preserve">→ Pair-share your response, then 2–3 students share with the class.</w:t>
             </w:r>
           </w:p>
         </w:tc>
@@ -319,9 +449,9 @@
               <w:right w:val="single" w:color="CCCCCC" w:sz="1"/>
             </w:tcBorders>
             <w:tcMar>
-              <w:top w:type="dxa" w:w="60"/>
+              <w:top w:type="dxa" w:w="80"/>
               <w:left w:type="dxa" w:w="120"/>
-              <w:bottom w:type="dxa" w:w="60"/>
+              <w:bottom w:type="dxa" w:w="80"/>
               <w:right w:type="dxa" w:w="120"/>
             </w:tcMar>
           </w:tcPr>
@@ -348,20 +478,164 @@
               <w:right w:val="single" w:color="CCCCCC" w:sz="1"/>
             </w:tcBorders>
             <w:tcMar>
-              <w:top w:type="dxa" w:w="60"/>
+              <w:top w:type="dxa" w:w="80"/>
               <w:left w:type="dxa" w:w="120"/>
-              <w:bottom w:type="dxa" w:w="60"/>
+              <w:bottom w:type="dxa" w:w="80"/>
               <w:right w:type="dxa" w:w="120"/>
             </w:tcMar>
           </w:tcPr>
           <w:p>
-            <w:r>
-              <w:rPr>
-                <w:rFonts w:ascii="Arial" w:cs="Arial" w:eastAsia="Arial" w:hAnsi="Arial"/>
-                <w:sz w:val="20"/>
-                <w:szCs w:val="20"/>
-              </w:rPr>
-              <w:t xml:space="preserve">Mini Lesson: Mini-Project Work Day — Student Choice Calculator Program</w:t>
+            <w:pPr>
+              <w:spacing w:after="80" w:before="80"/>
+            </w:pPr>
+            <w:r>
+              <w:rPr>
+                <w:rFonts w:ascii="Arial" w:cs="Arial" w:eastAsia="Arial" w:hAnsi="Arial"/>
+                <w:b/>
+                <w:bCs/>
+                <w:i w:val="false"/>
+                <w:iCs w:val="false"/>
+                <w:color w:val="000000"/>
+                <w:sz w:val="22"/>
+                <w:szCs w:val="22"/>
+              </w:rPr>
+              <w:t xml:space="preserve">Mini Lesson: </w:t>
+            </w:r>
+            <w:r>
+              <w:rPr>
+                <w:rFonts w:ascii="Arial" w:cs="Arial" w:eastAsia="Arial" w:hAnsi="Arial"/>
+                <w:b w:val="false"/>
+                <w:bCs w:val="false"/>
+                <w:i w:val="false"/>
+                <w:iCs w:val="false"/>
+                <w:color w:val="000000"/>
+                <w:sz w:val="22"/>
+                <w:szCs w:val="22"/>
+              </w:rPr>
+              <w:t xml:space="preserve">Mini-Project Work Day — Student Choice Calculator Program</w:t>
+            </w:r>
+            <w:r>
+              <w:rPr>
+                <w:rFonts w:ascii="Arial" w:cs="Arial" w:eastAsia="Arial" w:hAnsi="Arial"/>
+                <w:sz w:val="20"/>
+                <w:szCs w:val="20"/>
+              </w:rPr>
+              <w:br/>
+              <w:t xml:space="preserve"/>
+            </w:r>
+            <w:r>
+              <w:rPr>
+                <w:rFonts w:ascii="Arial" w:cs="Arial" w:eastAsia="Arial" w:hAnsi="Arial"/>
+                <w:sz w:val="20"/>
+                <w:szCs w:val="20"/>
+              </w:rPr>
+              <w:br/>
+              <w:t xml:space="preserve"/>
+            </w:r>
+            <w:r>
+              <w:rPr>
+                <w:rFonts w:ascii="Arial" w:cs="Arial" w:eastAsia="Arial" w:hAnsi="Arial"/>
+                <w:b/>
+                <w:bCs/>
+                <w:i/>
+                <w:iCs/>
+                <w:color w:val="000000"/>
+                <w:sz w:val="20"/>
+                <w:szCs w:val="20"/>
+              </w:rPr>
+              <w:t xml:space="preserve">Learning Target: </w:t>
+            </w:r>
+            <w:r>
+              <w:rPr>
+                <w:rFonts w:ascii="Arial" w:cs="Arial" w:eastAsia="Arial" w:hAnsi="Arial"/>
+                <w:b w:val="false"/>
+                <w:bCs w:val="false"/>
+                <w:i/>
+                <w:iCs/>
+                <w:color w:val="333333"/>
+                <w:sz w:val="20"/>
+                <w:szCs w:val="20"/>
+              </w:rPr>
+              <w:t xml:space="preserve">I can design and build a complete calculator program of my choice using all Unit 2 concepts.</w:t>
+            </w:r>
+            <w:r>
+              <w:rPr>
+                <w:rFonts w:ascii="Arial" w:cs="Arial" w:eastAsia="Arial" w:hAnsi="Arial"/>
+                <w:sz w:val="20"/>
+                <w:szCs w:val="20"/>
+              </w:rPr>
+              <w:br/>
+              <w:t xml:space="preserve"/>
+            </w:r>
+            <w:r>
+              <w:rPr>
+                <w:rFonts w:ascii="Arial" w:cs="Arial" w:eastAsia="Arial" w:hAnsi="Arial"/>
+                <w:sz w:val="20"/>
+                <w:szCs w:val="20"/>
+              </w:rPr>
+              <w:br/>
+              <w:t xml:space="preserve"/>
+            </w:r>
+            <w:r>
+              <w:rPr>
+                <w:rFonts w:ascii="Arial" w:cs="Arial" w:eastAsia="Arial" w:hAnsi="Arial"/>
+                <w:b/>
+                <w:bCs/>
+                <w:i/>
+                <w:iCs/>
+                <w:color w:val="555555"/>
+                <w:sz w:val="20"/>
+                <w:szCs w:val="20"/>
+              </w:rPr>
+              <w:t xml:space="preserve">→ Live Demo — </w:t>
+            </w:r>
+            <w:r>
+              <w:rPr>
+                <w:rFonts w:ascii="Arial" w:cs="Arial" w:eastAsia="Arial" w:hAnsi="Arial"/>
+                <w:b w:val="false"/>
+                <w:bCs w:val="false"/>
+                <w:i/>
+                <w:iCs/>
+                <w:color w:val="555555"/>
+                <w:sz w:val="20"/>
+                <w:szCs w:val="20"/>
+              </w:rPr>
+              <w:t xml:space="preserve">type examples as students follow along in their own editor.</w:t>
+            </w:r>
+            <w:r>
+              <w:rPr>
+                <w:rFonts w:ascii="Arial" w:cs="Arial" w:eastAsia="Arial" w:hAnsi="Arial"/>
+                <w:sz w:val="20"/>
+                <w:szCs w:val="20"/>
+              </w:rPr>
+              <w:br/>
+              <w:t xml:space="preserve"/>
+            </w:r>
+            <w:r>
+              <w:rPr>
+                <w:rFonts w:ascii="Arial" w:cs="Arial" w:eastAsia="Arial" w:hAnsi="Arial"/>
+                <w:b/>
+                <w:bCs/>
+                <w:i/>
+                <w:iCs/>
+                <w:color w:val="555555"/>
+                <w:sz w:val="20"/>
+                <w:szCs w:val="20"/>
+              </w:rPr>
+              <w:t xml:space="preserve">→ Check for Understanding: </w:t>
+            </w:r>
+            <w:r>
+              <w:rPr>
+                <w:rFonts w:ascii="Arial" w:cs="Arial" w:eastAsia="Arial" w:hAnsi="Arial"/>
+                <w:b w:val="false"/>
+                <w:bCs w:val="false"/>
+                <w:i/>
+                <w:iCs/>
+                <w:color w:val="555555"/>
+                <w:sz w:val="20"/>
+                <w:szCs w:val="20"/>
+              </w:rPr>
+              <w:t xml:space="preserve">pause and cold-call: “Can someone explain what we just did in their own words?”</w:t>
             </w:r>
           </w:p>
         </w:tc>
@@ -377,9 +651,9 @@
               <w:right w:val="single" w:color="CCCCCC" w:sz="1"/>
             </w:tcBorders>
             <w:tcMar>
-              <w:top w:type="dxa" w:w="60"/>
+              <w:top w:type="dxa" w:w="80"/>
               <w:left w:type="dxa" w:w="120"/>
-              <w:bottom w:type="dxa" w:w="60"/>
+              <w:bottom w:type="dxa" w:w="80"/>
               <w:right w:type="dxa" w:w="120"/>
             </w:tcMar>
           </w:tcPr>
@@ -406,20 +680,90 @@
               <w:right w:val="single" w:color="CCCCCC" w:sz="1"/>
             </w:tcBorders>
             <w:tcMar>
-              <w:top w:type="dxa" w:w="60"/>
+              <w:top w:type="dxa" w:w="80"/>
               <w:left w:type="dxa" w:w="120"/>
-              <w:bottom w:type="dxa" w:w="60"/>
+              <w:bottom w:type="dxa" w:w="80"/>
               <w:right w:type="dxa" w:w="120"/>
             </w:tcMar>
           </w:tcPr>
           <w:p>
-            <w:r>
-              <w:rPr>
-                <w:rFonts w:ascii="Arial" w:cs="Arial" w:eastAsia="Arial" w:hAnsi="Arial"/>
-                <w:sz w:val="20"/>
-                <w:szCs w:val="20"/>
+            <w:pPr>
+              <w:spacing w:after="80" w:before="80"/>
+            </w:pPr>
+            <w:r>
+              <w:rPr>
+                <w:rFonts w:ascii="Arial" w:cs="Arial" w:eastAsia="Arial" w:hAnsi="Arial"/>
+                <w:b/>
+                <w:bCs/>
+                <w:i w:val="false"/>
+                <w:iCs w:val="false"/>
+                <w:color w:val="000000"/>
+                <w:sz w:val="22"/>
+                <w:szCs w:val="22"/>
               </w:rPr>
               <w:t xml:space="preserve">Guided Practice</w:t>
+            </w:r>
+            <w:r>
+              <w:rPr>
+                <w:rFonts w:ascii="Arial" w:cs="Arial" w:eastAsia="Arial" w:hAnsi="Arial"/>
+                <w:sz w:val="20"/>
+                <w:szCs w:val="20"/>
+              </w:rPr>
+              <w:br/>
+              <w:t xml:space="preserve"/>
+            </w:r>
+            <w:r>
+              <w:rPr>
+                <w:rFonts w:ascii="Arial" w:cs="Arial" w:eastAsia="Arial" w:hAnsi="Arial"/>
+                <w:sz w:val="20"/>
+                <w:szCs w:val="20"/>
+              </w:rPr>
+              <w:br/>
+              <w:t xml:space="preserve"/>
+            </w:r>
+            <w:r>
+              <w:rPr>
+                <w:rFonts w:ascii="Arial" w:cs="Arial" w:eastAsia="Arial" w:hAnsi="Arial"/>
+                <w:b w:val="false"/>
+                <w:bCs w:val="false"/>
+                <w:i w:val="false"/>
+                <w:iCs w:val="false"/>
+                <w:color w:val="000000"/>
+                <w:sz w:val="20"/>
+                <w:szCs w:val="20"/>
+              </w:rPr>
+              <w:t xml:space="preserve">Fitness Calorie Counter</w:t>
+            </w:r>
+            <w:r>
+              <w:rPr>
+                <w:rFonts w:ascii="Arial" w:cs="Arial" w:eastAsia="Arial" w:hAnsi="Arial"/>
+                <w:sz w:val="20"/>
+                <w:szCs w:val="20"/>
+              </w:rPr>
+              <w:br/>
+              <w:t xml:space="preserve"/>
+            </w:r>
+            <w:r>
+              <w:rPr>
+                <w:rFonts w:ascii="Arial" w:cs="Arial" w:eastAsia="Arial" w:hAnsi="Arial"/>
+                <w:sz w:val="20"/>
+                <w:szCs w:val="20"/>
+              </w:rPr>
+              <w:br/>
+              <w:t xml:space="preserve"/>
+            </w:r>
+            <w:r>
+              <w:rPr>
+                <w:rFonts w:ascii="Arial" w:cs="Arial" w:eastAsia="Arial" w:hAnsi="Arial"/>
+                <w:b w:val="false"/>
+                <w:bCs w:val="false"/>
+                <w:i/>
+                <w:iCs/>
+                <w:color w:val="555555"/>
+                <w:sz w:val="20"/>
+                <w:szCs w:val="20"/>
+              </w:rPr>
+              <w:t xml:space="preserve">→ Teacher models — students try alongside, then compare results.</w:t>
             </w:r>
           </w:p>
         </w:tc>
@@ -435,9 +779,9 @@
               <w:right w:val="single" w:color="CCCCCC" w:sz="1"/>
             </w:tcBorders>
             <w:tcMar>
-              <w:top w:type="dxa" w:w="60"/>
+              <w:top w:type="dxa" w:w="80"/>
               <w:left w:type="dxa" w:w="120"/>
-              <w:bottom w:type="dxa" w:w="60"/>
+              <w:bottom w:type="dxa" w:w="80"/>
               <w:right w:type="dxa" w:w="120"/>
             </w:tcMar>
           </w:tcPr>
@@ -450,7 +794,7 @@
                 <w:sz w:val="20"/>
                 <w:szCs w:val="20"/>
               </w:rPr>
-              <w:t xml:space="preserve">15-20 min</w:t>
+              <w:t xml:space="preserve">15–20 min</w:t>
             </w:r>
           </w:p>
         </w:tc>
@@ -464,20 +808,81 @@
               <w:right w:val="single" w:color="CCCCCC" w:sz="1"/>
             </w:tcBorders>
             <w:tcMar>
-              <w:top w:type="dxa" w:w="60"/>
+              <w:top w:type="dxa" w:w="80"/>
               <w:left w:type="dxa" w:w="120"/>
-              <w:bottom w:type="dxa" w:w="60"/>
+              <w:bottom w:type="dxa" w:w="80"/>
               <w:right w:type="dxa" w:w="120"/>
             </w:tcMar>
           </w:tcPr>
           <w:p>
-            <w:r>
-              <w:rPr>
-                <w:rFonts w:ascii="Arial" w:cs="Arial" w:eastAsia="Arial" w:hAnsi="Arial"/>
-                <w:sz w:val="20"/>
-                <w:szCs w:val="20"/>
+            <w:pPr>
+              <w:spacing w:after="80" w:before="80"/>
+            </w:pPr>
+            <w:r>
+              <w:rPr>
+                <w:rFonts w:ascii="Arial" w:cs="Arial" w:eastAsia="Arial" w:hAnsi="Arial"/>
+                <w:b/>
+                <w:bCs/>
+                <w:i w:val="false"/>
+                <w:iCs w:val="false"/>
+                <w:color w:val="000000"/>
+                <w:sz w:val="22"/>
+                <w:szCs w:val="22"/>
               </w:rPr>
               <w:t xml:space="preserve">Independent Practice / Code Along</w:t>
+            </w:r>
+            <w:r>
+              <w:rPr>
+                <w:rFonts w:ascii="Arial" w:cs="Arial" w:eastAsia="Arial" w:hAnsi="Arial"/>
+                <w:sz w:val="20"/>
+                <w:szCs w:val="20"/>
+              </w:rPr>
+              <w:br/>
+              <w:t xml:space="preserve"/>
+            </w:r>
+            <w:r>
+              <w:rPr>
+                <w:rFonts w:ascii="Arial" w:cs="Arial" w:eastAsia="Arial" w:hAnsi="Arial"/>
+                <w:b w:val="false"/>
+                <w:bCs w:val="false"/>
+                <w:i w:val="false"/>
+                <w:iCs w:val="false"/>
+                <w:color w:val="000000"/>
+                <w:sz w:val="20"/>
+                <w:szCs w:val="20"/>
+              </w:rPr>
+              <w:t xml:space="preserve">    Work through problems from the day's exercise set.</w:t>
+            </w:r>
+            <w:r>
+              <w:rPr>
+                <w:rFonts w:ascii="Arial" w:cs="Arial" w:eastAsia="Arial" w:hAnsi="Arial"/>
+                <w:sz w:val="20"/>
+                <w:szCs w:val="20"/>
+              </w:rPr>
+              <w:br/>
+              <w:t xml:space="preserve"/>
+            </w:r>
+            <w:r>
+              <w:rPr>
+                <w:rFonts w:ascii="Arial" w:cs="Arial" w:eastAsia="Arial" w:hAnsi="Arial"/>
+                <w:sz w:val="20"/>
+                <w:szCs w:val="20"/>
+              </w:rPr>
+              <w:br/>
+              <w:t xml:space="preserve"/>
+            </w:r>
+            <w:r>
+              <w:rPr>
+                <w:rFonts w:ascii="Arial" w:cs="Arial" w:eastAsia="Arial" w:hAnsi="Arial"/>
+                <w:b w:val="false"/>
+                <w:bCs w:val="false"/>
+                <w:i/>
+                <w:iCs/>
+                <w:color w:val="555555"/>
+                <w:sz w:val="20"/>
+                <w:szCs w:val="20"/>
+              </w:rPr>
+              <w:t xml:space="preserve">→ Teacher circulates — offer hints, check for understanding.</w:t>
             </w:r>
           </w:p>
         </w:tc>
@@ -493,9 +898,9 @@
               <w:right w:val="single" w:color="CCCCCC" w:sz="1"/>
             </w:tcBorders>
             <w:tcMar>
-              <w:top w:type="dxa" w:w="60"/>
+              <w:top w:type="dxa" w:w="80"/>
               <w:left w:type="dxa" w:w="120"/>
-              <w:bottom w:type="dxa" w:w="60"/>
+              <w:bottom w:type="dxa" w:w="80"/>
               <w:right w:type="dxa" w:w="120"/>
             </w:tcMar>
           </w:tcPr>
@@ -522,20 +927,90 @@
               <w:right w:val="single" w:color="CCCCCC" w:sz="1"/>
             </w:tcBorders>
             <w:tcMar>
-              <w:top w:type="dxa" w:w="60"/>
+              <w:top w:type="dxa" w:w="80"/>
               <w:left w:type="dxa" w:w="120"/>
-              <w:bottom w:type="dxa" w:w="60"/>
+              <w:bottom w:type="dxa" w:w="80"/>
               <w:right w:type="dxa" w:w="120"/>
             </w:tcMar>
           </w:tcPr>
           <w:p>
-            <w:r>
-              <w:rPr>
-                <w:rFonts w:ascii="Arial" w:cs="Arial" w:eastAsia="Arial" w:hAnsi="Arial"/>
-                <w:sz w:val="20"/>
-                <w:szCs w:val="20"/>
+            <w:pPr>
+              <w:spacing w:after="80" w:before="80"/>
+            </w:pPr>
+            <w:r>
+              <w:rPr>
+                <w:rFonts w:ascii="Arial" w:cs="Arial" w:eastAsia="Arial" w:hAnsi="Arial"/>
+                <w:b/>
+                <w:bCs/>
+                <w:i w:val="false"/>
+                <w:iCs w:val="false"/>
+                <w:color w:val="000000"/>
+                <w:sz w:val="22"/>
+                <w:szCs w:val="22"/>
               </w:rPr>
               <w:t xml:space="preserve">Exit Ticket / Wrap-Up</w:t>
+            </w:r>
+            <w:r>
+              <w:rPr>
+                <w:rFonts w:ascii="Arial" w:cs="Arial" w:eastAsia="Arial" w:hAnsi="Arial"/>
+                <w:sz w:val="20"/>
+                <w:szCs w:val="20"/>
+              </w:rPr>
+              <w:br/>
+              <w:t xml:space="preserve"/>
+            </w:r>
+            <w:r>
+              <w:rPr>
+                <w:rFonts w:ascii="Arial" w:cs="Arial" w:eastAsia="Arial" w:hAnsi="Arial"/>
+                <w:sz w:val="20"/>
+                <w:szCs w:val="20"/>
+              </w:rPr>
+              <w:br/>
+              <w:t xml:space="preserve"/>
+            </w:r>
+            <w:r>
+              <w:rPr>
+                <w:rFonts w:ascii="Arial" w:cs="Arial" w:eastAsia="Arial" w:hAnsi="Arial"/>
+                <w:b w:val="false"/>
+                <w:bCs w:val="false"/>
+                <w:i w:val="false"/>
+                <w:iCs w:val="false"/>
+                <w:color w:val="000000"/>
+                <w:sz w:val="20"/>
+                <w:szCs w:val="20"/>
+              </w:rPr>
+              <w:t xml:space="preserve">Quick Check: Design and build a complete calculator program of my choice using all Unit 2 concepts?</w:t>
+            </w:r>
+            <w:r>
+              <w:rPr>
+                <w:rFonts w:ascii="Arial" w:cs="Arial" w:eastAsia="Arial" w:hAnsi="Arial"/>
+                <w:sz w:val="20"/>
+                <w:szCs w:val="20"/>
+              </w:rPr>
+              <w:br/>
+              <w:t xml:space="preserve"/>
+            </w:r>
+            <w:r>
+              <w:rPr>
+                <w:rFonts w:ascii="Arial" w:cs="Arial" w:eastAsia="Arial" w:hAnsi="Arial"/>
+                <w:sz w:val="20"/>
+                <w:szCs w:val="20"/>
+              </w:rPr>
+              <w:br/>
+              <w:t xml:space="preserve"/>
+            </w:r>
+            <w:r>
+              <w:rPr>
+                <w:rFonts w:ascii="Arial" w:cs="Arial" w:eastAsia="Arial" w:hAnsi="Arial"/>
+                <w:b w:val="false"/>
+                <w:bCs w:val="false"/>
+                <w:i/>
+                <w:iCs/>
+                <w:color w:val="555555"/>
+                <w:sz w:val="20"/>
+                <w:szCs w:val="20"/>
+              </w:rPr>
+              <w:t xml:space="preserve">→ 3–2–1: Name 3 things learned, 2 new vocab words, 1 question you still have.</w:t>
             </w:r>
           </w:p>
         </w:tc>
@@ -608,20 +1083,46 @@
                 <w:sz w:val="18"/>
                 <w:szCs w:val="18"/>
               </w:rPr>
-              <w:t xml:space="preserve"># Calorie Counter Calculator</w:t>
-            </w:r>
-          </w:p>
-          <w:p>
-            <w:pPr>
-              <w:spacing w:after="20"/>
-            </w:pPr>
-            <w:r>
-              <w:rPr>
-                <w:rFonts w:ascii="Courier New" w:cs="Courier New" w:eastAsia="Courier New" w:hAnsi="Courier New"/>
-                <w:sz w:val="18"/>
-                <w:szCs w:val="18"/>
-              </w:rPr>
-              <w:t xml:space="preserve"># This program helps track daily calorie intake</w:t>
+              <w:t xml:space="preserve">APPLE_CALORIES = 95</w:t>
+            </w:r>
+          </w:p>
+          <w:p>
+            <w:pPr>
+              <w:spacing w:after="20"/>
+            </w:pPr>
+            <w:r>
+              <w:rPr>
+                <w:rFonts w:ascii="Courier New" w:cs="Courier New" w:eastAsia="Courier New" w:hAnsi="Courier New"/>
+                <w:sz w:val="18"/>
+                <w:szCs w:val="18"/>
+              </w:rPr>
+              <w:t xml:space="preserve">SANDWICH_CALORIES = 350</w:t>
+            </w:r>
+          </w:p>
+          <w:p>
+            <w:pPr>
+              <w:spacing w:after="20"/>
+            </w:pPr>
+            <w:r>
+              <w:rPr>
+                <w:rFonts w:ascii="Courier New" w:cs="Courier New" w:eastAsia="Courier New" w:hAnsi="Courier New"/>
+                <w:sz w:val="18"/>
+                <w:szCs w:val="18"/>
+              </w:rPr>
+              <w:t xml:space="preserve">SODA_CALORIES = 140</w:t>
+            </w:r>
+          </w:p>
+          <w:p>
+            <w:pPr>
+              <w:spacing w:after="20"/>
+            </w:pPr>
+            <w:r>
+              <w:rPr>
+                <w:rFonts w:ascii="Courier New" w:cs="Courier New" w:eastAsia="Courier New" w:hAnsi="Courier New"/>
+                <w:sz w:val="18"/>
+                <w:szCs w:val="18"/>
+              </w:rPr>
+              <w:t xml:space="preserve">PIZZA_SLICE_CALORIES = 285</w:t>
             </w:r>
           </w:p>
           <w:p>
@@ -647,59 +1148,7 @@
                 <w:sz w:val="18"/>
                 <w:szCs w:val="18"/>
               </w:rPr>
-              <w:t xml:space="preserve"># Constants for different foods (calories per serving)</w:t>
-            </w:r>
-          </w:p>
-          <w:p>
-            <w:pPr>
-              <w:spacing w:after="20"/>
-            </w:pPr>
-            <w:r>
-              <w:rPr>
-                <w:rFonts w:ascii="Courier New" w:cs="Courier New" w:eastAsia="Courier New" w:hAnsi="Courier New"/>
-                <w:sz w:val="18"/>
-                <w:szCs w:val="18"/>
-              </w:rPr>
-              <w:t xml:space="preserve">APPLE_CALORIES = 95</w:t>
-            </w:r>
-          </w:p>
-          <w:p>
-            <w:pPr>
-              <w:spacing w:after="20"/>
-            </w:pPr>
-            <w:r>
-              <w:rPr>
-                <w:rFonts w:ascii="Courier New" w:cs="Courier New" w:eastAsia="Courier New" w:hAnsi="Courier New"/>
-                <w:sz w:val="18"/>
-                <w:szCs w:val="18"/>
-              </w:rPr>
-              <w:t xml:space="preserve">SANDWICH_CALORIES = 350</w:t>
-            </w:r>
-          </w:p>
-          <w:p>
-            <w:pPr>
-              <w:spacing w:after="20"/>
-            </w:pPr>
-            <w:r>
-              <w:rPr>
-                <w:rFonts w:ascii="Courier New" w:cs="Courier New" w:eastAsia="Courier New" w:hAnsi="Courier New"/>
-                <w:sz w:val="18"/>
-                <w:szCs w:val="18"/>
-              </w:rPr>
-              <w:t xml:space="preserve">SODA_CALORIES = 140</w:t>
-            </w:r>
-          </w:p>
-          <w:p>
-            <w:pPr>
-              <w:spacing w:after="20"/>
-            </w:pPr>
-            <w:r>
-              <w:rPr>
-                <w:rFonts w:ascii="Courier New" w:cs="Courier New" w:eastAsia="Courier New" w:hAnsi="Courier New"/>
-                <w:sz w:val="18"/>
-                <w:szCs w:val="18"/>
-              </w:rPr>
-              <w:t xml:space="preserve">PIZZA_SLICE_CALORIES = 285</w:t>
+              <w:t xml:space="preserve">DAILY_CALORIE_GOAL = 2000</w:t>
             </w:r>
           </w:p>
           <w:p>
@@ -725,19 +1174,6 @@
                 <w:sz w:val="18"/>
                 <w:szCs w:val="18"/>
               </w:rPr>
-              <w:t xml:space="preserve">DAILY_CALORIE_GOAL = 2000</w:t>
-            </w:r>
-          </w:p>
-          <w:p>
-            <w:pPr>
-              <w:spacing w:after="20"/>
-            </w:pPr>
-            <w:r>
-              <w:rPr>
-                <w:rFonts w:ascii="Courier New" w:cs="Courier New" w:eastAsia="Courier New" w:hAnsi="Courier New"/>
-                <w:sz w:val="18"/>
-                <w:szCs w:val="18"/>
-              </w:rPr>
               <w:t xml:space="preserve"> </w:t>
             </w:r>
           </w:p>
@@ -751,19 +1187,6 @@
                 <w:sz w:val="18"/>
                 <w:szCs w:val="18"/>
               </w:rPr>
-              <w:t xml:space="preserve"># Get user input</w:t>
-            </w:r>
-          </w:p>
-          <w:p>
-            <w:pPr>
-              <w:spacing w:after="20"/>
-            </w:pPr>
-            <w:r>
-              <w:rPr>
-                <w:rFonts w:ascii="Courier New" w:cs="Courier New" w:eastAsia="Courier New" w:hAnsi="Courier New"/>
-                <w:sz w:val="18"/>
-                <w:szCs w:val="18"/>
-              </w:rPr>
               <w:t xml:space="preserve">print("=== Daily Calorie Tracker ===")</w:t>
             </w:r>
           </w:p>
@@ -842,7 +1265,7 @@
                 <w:sz w:val="18"/>
                 <w:szCs w:val="18"/>
               </w:rPr>
-              <w:t xml:space="preserve"># Calculate total calories</w:t>
+              <w:t xml:space="preserve"> </w:t>
             </w:r>
           </w:p>
           <w:p>
@@ -959,7 +1382,7 @@
                 <w:sz w:val="18"/>
                 <w:szCs w:val="18"/>
               </w:rPr>
-              <w:t xml:space="preserve"># Display results</w:t>
+              <w:t xml:space="preserve"> </w:t>
             </w:r>
           </w:p>
           <w:p>
@@ -1156,33 +1579,7 @@
                 <w:sz w:val="18"/>
                 <w:szCs w:val="18"/>
               </w:rPr>
-              <w:t xml:space="preserve"># [Project Name and Description]</w:t>
-            </w:r>
-          </w:p>
-          <w:p>
-            <w:pPr>
-              <w:spacing w:after="20"/>
-            </w:pPr>
-            <w:r>
-              <w:rPr>
-                <w:rFonts w:ascii="Courier New" w:cs="Courier New" w:eastAsia="Courier New" w:hAnsi="Courier New"/>
-                <w:sz w:val="18"/>
-                <w:szCs w:val="18"/>
-              </w:rPr>
-              <w:t xml:space="preserve"># [Your name]</w:t>
-            </w:r>
-          </w:p>
-          <w:p>
-            <w:pPr>
-              <w:spacing w:after="20"/>
-            </w:pPr>
-            <w:r>
-              <w:rPr>
-                <w:rFonts w:ascii="Courier New" w:cs="Courier New" w:eastAsia="Courier New" w:hAnsi="Courier New"/>
-                <w:sz w:val="18"/>
-                <w:szCs w:val="18"/>
-              </w:rPr>
-              <w:t xml:space="preserve"># [Date]</w:t>
+              <w:t xml:space="preserve">print("=== [Program Title] ===")</w:t>
             </w:r>
           </w:p>
           <w:p>
@@ -1208,32 +1605,6 @@
                 <w:sz w:val="18"/>
                 <w:szCs w:val="18"/>
               </w:rPr>
-              <w:t xml:space="preserve"># === CONSTANTS ===</w:t>
-            </w:r>
-          </w:p>
-          <w:p>
-            <w:pPr>
-              <w:spacing w:after="20"/>
-            </w:pPr>
-            <w:r>
-              <w:rPr>
-                <w:rFonts w:ascii="Courier New" w:cs="Courier New" w:eastAsia="Courier New" w:hAnsi="Courier New"/>
-                <w:sz w:val="18"/>
-                <w:szCs w:val="18"/>
-              </w:rPr>
-              <w:t xml:space="preserve"># Define any constants here (e.g., tax rates, conversion factors)</w:t>
-            </w:r>
-          </w:p>
-          <w:p>
-            <w:pPr>
-              <w:spacing w:after="20"/>
-            </w:pPr>
-            <w:r>
-              <w:rPr>
-                <w:rFonts w:ascii="Courier New" w:cs="Courier New" w:eastAsia="Courier New" w:hAnsi="Courier New"/>
-                <w:sz w:val="18"/>
-                <w:szCs w:val="18"/>
-              </w:rPr>
               <w:t xml:space="preserve"> </w:t>
             </w:r>
           </w:p>
@@ -1247,32 +1618,6 @@
                 <w:sz w:val="18"/>
                 <w:szCs w:val="18"/>
               </w:rPr>
-              <w:t xml:space="preserve"># === MAIN PROGRAM ===</w:t>
-            </w:r>
-          </w:p>
-          <w:p>
-            <w:pPr>
-              <w:spacing w:after="20"/>
-            </w:pPr>
-            <w:r>
-              <w:rPr>
-                <w:rFonts w:ascii="Courier New" w:cs="Courier New" w:eastAsia="Courier New" w:hAnsi="Courier New"/>
-                <w:sz w:val="18"/>
-                <w:szCs w:val="18"/>
-              </w:rPr>
-              <w:t xml:space="preserve">print("=== [Program Title] ===")</w:t>
-            </w:r>
-          </w:p>
-          <w:p>
-            <w:pPr>
-              <w:spacing w:after="20"/>
-            </w:pPr>
-            <w:r>
-              <w:rPr>
-                <w:rFonts w:ascii="Courier New" w:cs="Courier New" w:eastAsia="Courier New" w:hAnsi="Courier New"/>
-                <w:sz w:val="18"/>
-                <w:szCs w:val="18"/>
-              </w:rPr>
               <w:t xml:space="preserve"> </w:t>
             </w:r>
           </w:p>
@@ -1286,46 +1631,20 @@
                 <w:sz w:val="18"/>
                 <w:szCs w:val="18"/>
               </w:rPr>
-              <w:t xml:space="preserve"># Get user inputs</w:t>
-            </w:r>
-          </w:p>
-          <w:p>
-            <w:pPr>
-              <w:spacing w:after="20"/>
-            </w:pPr>
-            <w:r>
-              <w:rPr>
-                <w:rFonts w:ascii="Courier New" w:cs="Courier New" w:eastAsia="Courier New" w:hAnsi="Courier New"/>
-                <w:sz w:val="18"/>
-                <w:szCs w:val="18"/>
-              </w:rPr>
-              <w:t xml:space="preserve"># Validate inputs</w:t>
-            </w:r>
-          </w:p>
-          <w:p>
-            <w:pPr>
-              <w:spacing w:after="20"/>
-            </w:pPr>
-            <w:r>
-              <w:rPr>
-                <w:rFonts w:ascii="Courier New" w:cs="Courier New" w:eastAsia="Courier New" w:hAnsi="Courier New"/>
-                <w:sz w:val="18"/>
-                <w:szCs w:val="18"/>
-              </w:rPr>
-              <w:t xml:space="preserve"># Perform calculations</w:t>
-            </w:r>
-          </w:p>
-          <w:p>
-            <w:pPr>
-              <w:spacing w:after="20"/>
-            </w:pPr>
-            <w:r>
-              <w:rPr>
-                <w:rFonts w:ascii="Courier New" w:cs="Courier New" w:eastAsia="Courier New" w:hAnsi="Courier New"/>
-                <w:sz w:val="18"/>
-                <w:szCs w:val="18"/>
-              </w:rPr>
-              <w:t xml:space="preserve"># Display results</w:t>
+              <w:t xml:space="preserve"> </w:t>
+            </w:r>
+          </w:p>
+          <w:p>
+            <w:pPr>
+              <w:spacing w:after="20"/>
+            </w:pPr>
+            <w:r>
+              <w:rPr>
+                <w:rFonts w:ascii="Courier New" w:cs="Courier New" w:eastAsia="Courier New" w:hAnsi="Courier New"/>
+                <w:sz w:val="18"/>
+                <w:szCs w:val="18"/>
+              </w:rPr>
+              <w:t xml:space="preserve"> </w:t>
             </w:r>
           </w:p>
           <w:p>

--- a/Coding 1 - year/Unit 2 - Variables, Data Types & Expressions/Daily Lesson Plans/Word/Day 39.docx
+++ b/Coding 1 - year/Unit 2 - Variables, Data Types & Expressions/Daily Lesson Plans/Word/Day 39.docx
@@ -380,7 +380,7 @@
                 <w:sz w:val="20"/>
                 <w:szCs w:val="20"/>
               </w:rPr>
-              <w:t xml:space="preserve">    In your own words: Design and build a complete calculator program of my choice using all Unit 2 concepts?</w:t>
+              <w:t xml:space="preserve">    Before designing anything, what questions would you need to answer first in order to design and build a complete calculator program of my choice using all Unit 2 concepts?</w:t>
             </w:r>
             <w:r>
               <w:rPr>
@@ -411,7 +411,7 @@
                 <w:sz w:val="20"/>
                 <w:szCs w:val="20"/>
               </w:rPr>
-              <w:t xml:space="preserve">Today's Goal: By the end of class you will be able to design and build a complete calculator program of my choice using all Unit 2 concepts.</w:t>
+              <w:t xml:space="preserve">Today’s Goal: By the end of class you will be able to design and build a complete calculator program of my choice using all Unit 2 concepts.</w:t>
             </w:r>
             <w:r>
               <w:rPr>
@@ -979,7 +979,7 @@
                 <w:sz w:val="20"/>
                 <w:szCs w:val="20"/>
               </w:rPr>
-              <w:t xml:space="preserve">Quick Check: Design and build a complete calculator program of my choice using all Unit 2 concepts?</w:t>
+              <w:t xml:space="preserve">What are the 2-3 most important steps when you design and build a complete calculator program of my choice using all Unit 2 concepts? What could go wrong if you skip one?</w:t>
             </w:r>
             <w:r>
               <w:rPr>

--- a/Coding 1 - year/Unit 2 - Variables, Data Types & Expressions/Daily Lesson Plans/Word/Day 39.docx
+++ b/Coding 1 - year/Unit 2 - Variables, Data Types & Expressions/Daily Lesson Plans/Word/Day 39.docx
@@ -403,6 +403,72 @@
             <w:r>
               <w:rPr>
                 <w:rFonts w:ascii="Arial" w:cs="Arial" w:eastAsia="Arial" w:hAnsi="Arial"/>
+                <w:b/>
+                <w:bCs/>
+                <w:i w:val="false"/>
+                <w:iCs w:val="false"/>
+                <w:color w:val="000000"/>
+                <w:sz w:val="20"/>
+                <w:szCs w:val="20"/>
+              </w:rPr>
+              <w:t xml:space="preserve">Vocabulary Preview — </w:t>
+            </w:r>
+            <w:r>
+              <w:rPr>
+                <w:rFonts w:ascii="Arial" w:cs="Arial" w:eastAsia="Arial" w:hAnsi="Arial"/>
+                <w:b w:val="false"/>
+                <w:bCs w:val="false"/>
+                <w:i w:val="false"/>
+                <w:iCs w:val="false"/>
+                <w:color w:val="000000"/>
+                <w:sz w:val="20"/>
+                <w:szCs w:val="20"/>
+              </w:rPr>
+              <w:t xml:space="preserve">terms we'll use today:</w:t>
+            </w:r>
+            <w:r>
+              <w:rPr>
+                <w:rFonts w:ascii="Arial" w:cs="Arial" w:eastAsia="Arial" w:hAnsi="Arial"/>
+                <w:sz w:val="20"/>
+                <w:szCs w:val="20"/>
+              </w:rPr>
+              <w:br/>
+              <w:t xml:space="preserve"/>
+            </w:r>
+            <w:r>
+              <w:rPr>
+                <w:rFonts w:ascii="Arial" w:cs="Arial" w:eastAsia="Arial" w:hAnsi="Arial"/>
+                <w:b w:val="false"/>
+                <w:bCs w:val="false"/>
+                <w:i w:val="false"/>
+                <w:iCs w:val="false"/>
+                <w:color w:val="000000"/>
+                <w:sz w:val="20"/>
+                <w:szCs w:val="20"/>
+              </w:rPr>
+              <w:t xml:space="preserve">    • Your task   •   Requirements   •   Project Ideas   •   Personal Finance   •   Health &amp; Fitness   •   Travel</w:t>
+            </w:r>
+            <w:r>
+              <w:rPr>
+                <w:rFonts w:ascii="Arial" w:cs="Arial" w:eastAsia="Arial" w:hAnsi="Arial"/>
+                <w:sz w:val="20"/>
+                <w:szCs w:val="20"/>
+              </w:rPr>
+              <w:br/>
+              <w:t xml:space="preserve"/>
+            </w:r>
+            <w:r>
+              <w:rPr>
+                <w:rFonts w:ascii="Arial" w:cs="Arial" w:eastAsia="Arial" w:hAnsi="Arial"/>
+                <w:sz w:val="20"/>
+                <w:szCs w:val="20"/>
+              </w:rPr>
+              <w:br/>
+              <w:t xml:space="preserve"/>
+            </w:r>
+            <w:r>
+              <w:rPr>
+                <w:rFonts w:ascii="Arial" w:cs="Arial" w:eastAsia="Arial" w:hAnsi="Arial"/>
                 <w:b w:val="false"/>
                 <w:bCs w:val="false"/>
                 <w:i/>
@@ -579,6 +645,310 @@
             <w:r>
               <w:rPr>
                 <w:rFonts w:ascii="Arial" w:cs="Arial" w:eastAsia="Arial" w:hAnsi="Arial"/>
+                <w:b w:val="false"/>
+                <w:bCs w:val="false"/>
+                <w:i w:val="false"/>
+                <w:iCs w:val="false"/>
+                <w:color w:val="000000"/>
+                <w:sz w:val="20"/>
+                <w:szCs w:val="20"/>
+              </w:rPr>
+              <w:t xml:space="preserve">Your task: Choose a real-world calculator program to build. This is your opportunity to apply everything you've learned in Unit 2 in a project YOU find interesting.</w:t>
+            </w:r>
+            <w:r>
+              <w:rPr>
+                <w:rFonts w:ascii="Arial" w:cs="Arial" w:eastAsia="Arial" w:hAnsi="Arial"/>
+                <w:sz w:val="20"/>
+                <w:szCs w:val="20"/>
+              </w:rPr>
+              <w:br/>
+              <w:t xml:space="preserve"/>
+            </w:r>
+            <w:r>
+              <w:rPr>
+                <w:rFonts w:ascii="Arial" w:cs="Arial" w:eastAsia="Arial" w:hAnsi="Arial"/>
+                <w:b w:val="false"/>
+                <w:bCs w:val="false"/>
+                <w:i w:val="false"/>
+                <w:iCs w:val="false"/>
+                <w:color w:val="000000"/>
+                <w:sz w:val="20"/>
+                <w:szCs w:val="20"/>
+              </w:rPr>
+              <w:t xml:space="preserve">1. Program must accept user input (at least 2 inputs)</w:t>
+            </w:r>
+            <w:r>
+              <w:rPr>
+                <w:rFonts w:ascii="Arial" w:cs="Arial" w:eastAsia="Arial" w:hAnsi="Arial"/>
+                <w:sz w:val="20"/>
+                <w:szCs w:val="20"/>
+              </w:rPr>
+              <w:br/>
+              <w:t xml:space="preserve"/>
+            </w:r>
+            <w:r>
+              <w:rPr>
+                <w:rFonts w:ascii="Arial" w:cs="Arial" w:eastAsia="Arial" w:hAnsi="Arial"/>
+                <w:sz w:val="20"/>
+                <w:szCs w:val="20"/>
+              </w:rPr>
+              <w:br/>
+              <w:t xml:space="preserve"/>
+            </w:r>
+            <w:r>
+              <w:rPr>
+                <w:rFonts w:ascii="Arial" w:cs="Arial" w:eastAsia="Arial" w:hAnsi="Arial"/>
+                <w:b/>
+                <w:bCs/>
+                <w:i w:val="false"/>
+                <w:iCs w:val="false"/>
+                <w:color w:val="000000"/>
+                <w:sz w:val="20"/>
+                <w:szCs w:val="20"/>
+              </w:rPr>
+              <w:t xml:space="preserve">Key Concepts:</w:t>
+            </w:r>
+            <w:r>
+              <w:rPr>
+                <w:rFonts w:ascii="Arial" w:cs="Arial" w:eastAsia="Arial" w:hAnsi="Arial"/>
+                <w:sz w:val="20"/>
+                <w:szCs w:val="20"/>
+              </w:rPr>
+              <w:br/>
+              <w:t xml:space="preserve"/>
+            </w:r>
+            <w:r>
+              <w:rPr>
+                <w:rFonts w:ascii="Arial" w:cs="Arial" w:eastAsia="Arial" w:hAnsi="Arial"/>
+                <w:b w:val="false"/>
+                <w:bCs w:val="false"/>
+                <w:i w:val="false"/>
+                <w:iCs w:val="false"/>
+                <w:color w:val="000000"/>
+                <w:sz w:val="20"/>
+                <w:szCs w:val="20"/>
+              </w:rPr>
+              <w:t xml:space="preserve">    • Program must accept user input (at least 2 inputs)</w:t>
+            </w:r>
+            <w:r>
+              <w:rPr>
+                <w:rFonts w:ascii="Arial" w:cs="Arial" w:eastAsia="Arial" w:hAnsi="Arial"/>
+                <w:sz w:val="20"/>
+                <w:szCs w:val="20"/>
+              </w:rPr>
+              <w:br/>
+              <w:t xml:space="preserve"/>
+            </w:r>
+            <w:r>
+              <w:rPr>
+                <w:rFonts w:ascii="Arial" w:cs="Arial" w:eastAsia="Arial" w:hAnsi="Arial"/>
+                <w:b w:val="false"/>
+                <w:bCs w:val="false"/>
+                <w:i w:val="false"/>
+                <w:iCs w:val="false"/>
+                <w:color w:val="000000"/>
+                <w:sz w:val="20"/>
+                <w:szCs w:val="20"/>
+              </w:rPr>
+              <w:t xml:space="preserve">    • Must perform calculations using multiple operations</w:t>
+            </w:r>
+            <w:r>
+              <w:rPr>
+                <w:rFonts w:ascii="Arial" w:cs="Arial" w:eastAsia="Arial" w:hAnsi="Arial"/>
+                <w:sz w:val="20"/>
+                <w:szCs w:val="20"/>
+              </w:rPr>
+              <w:br/>
+              <w:t xml:space="preserve"/>
+            </w:r>
+            <w:r>
+              <w:rPr>
+                <w:rFonts w:ascii="Arial" w:cs="Arial" w:eastAsia="Arial" w:hAnsi="Arial"/>
+                <w:b w:val="false"/>
+                <w:bCs w:val="false"/>
+                <w:i w:val="false"/>
+                <w:iCs w:val="false"/>
+                <w:color w:val="000000"/>
+                <w:sz w:val="20"/>
+                <w:szCs w:val="20"/>
+              </w:rPr>
+              <w:t xml:space="preserve">    • Must include at least one constant</w:t>
+            </w:r>
+            <w:r>
+              <w:rPr>
+                <w:rFonts w:ascii="Arial" w:cs="Arial" w:eastAsia="Arial" w:hAnsi="Arial"/>
+                <w:sz w:val="20"/>
+                <w:szCs w:val="20"/>
+              </w:rPr>
+              <w:br/>
+              <w:t xml:space="preserve"/>
+            </w:r>
+            <w:r>
+              <w:rPr>
+                <w:rFonts w:ascii="Arial" w:cs="Arial" w:eastAsia="Arial" w:hAnsi="Arial"/>
+                <w:b w:val="false"/>
+                <w:bCs w:val="false"/>
+                <w:i w:val="false"/>
+                <w:iCs w:val="false"/>
+                <w:color w:val="000000"/>
+                <w:sz w:val="20"/>
+                <w:szCs w:val="20"/>
+              </w:rPr>
+              <w:t xml:space="preserve">    • Must use proper variable naming (snake_case)</w:t>
+            </w:r>
+            <w:r>
+              <w:rPr>
+                <w:rFonts w:ascii="Arial" w:cs="Arial" w:eastAsia="Arial" w:hAnsi="Arial"/>
+                <w:sz w:val="20"/>
+                <w:szCs w:val="20"/>
+              </w:rPr>
+              <w:br/>
+              <w:t xml:space="preserve"/>
+            </w:r>
+            <w:r>
+              <w:rPr>
+                <w:rFonts w:ascii="Arial" w:cs="Arial" w:eastAsia="Arial" w:hAnsi="Arial"/>
+                <w:b w:val="false"/>
+                <w:bCs w:val="false"/>
+                <w:i w:val="false"/>
+                <w:iCs w:val="false"/>
+                <w:color w:val="000000"/>
+                <w:sz w:val="20"/>
+                <w:szCs w:val="20"/>
+              </w:rPr>
+              <w:t xml:space="preserve">    • Must validate at least one input</w:t>
+            </w:r>
+            <w:r>
+              <w:rPr>
+                <w:rFonts w:ascii="Arial" w:cs="Arial" w:eastAsia="Arial" w:hAnsi="Arial"/>
+                <w:sz w:val="20"/>
+                <w:szCs w:val="20"/>
+              </w:rPr>
+              <w:br/>
+              <w:t xml:space="preserve"/>
+            </w:r>
+            <w:r>
+              <w:rPr>
+                <w:rFonts w:ascii="Arial" w:cs="Arial" w:eastAsia="Arial" w:hAnsi="Arial"/>
+                <w:b w:val="false"/>
+                <w:bCs w:val="false"/>
+                <w:i w:val="false"/>
+                <w:iCs w:val="false"/>
+                <w:color w:val="000000"/>
+                <w:sz w:val="20"/>
+                <w:szCs w:val="20"/>
+              </w:rPr>
+              <w:t xml:space="preserve">    • Must format output professionally (use f-strings with appropriate decimals)</w:t>
+            </w:r>
+            <w:r>
+              <w:rPr>
+                <w:rFonts w:ascii="Arial" w:cs="Arial" w:eastAsia="Arial" w:hAnsi="Arial"/>
+                <w:sz w:val="20"/>
+                <w:szCs w:val="20"/>
+              </w:rPr>
+              <w:br/>
+              <w:t xml:space="preserve"/>
+            </w:r>
+            <w:r>
+              <w:rPr>
+                <w:rFonts w:ascii="Arial" w:cs="Arial" w:eastAsia="Arial" w:hAnsi="Arial"/>
+                <w:b w:val="false"/>
+                <w:bCs w:val="false"/>
+                <w:i w:val="false"/>
+                <w:iCs w:val="false"/>
+                <w:color w:val="000000"/>
+                <w:sz w:val="20"/>
+                <w:szCs w:val="20"/>
+              </w:rPr>
+              <w:t xml:space="preserve">    • Must be at least 20 lines of code</w:t>
+            </w:r>
+            <w:r>
+              <w:rPr>
+                <w:rFonts w:ascii="Arial" w:cs="Arial" w:eastAsia="Arial" w:hAnsi="Arial"/>
+                <w:sz w:val="20"/>
+                <w:szCs w:val="20"/>
+              </w:rPr>
+              <w:br/>
+              <w:t xml:space="preserve"/>
+            </w:r>
+            <w:r>
+              <w:rPr>
+                <w:rFonts w:ascii="Arial" w:cs="Arial" w:eastAsia="Arial" w:hAnsi="Arial"/>
+                <w:b w:val="false"/>
+                <w:bCs w:val="false"/>
+                <w:i w:val="false"/>
+                <w:iCs w:val="false"/>
+                <w:color w:val="000000"/>
+                <w:sz w:val="20"/>
+                <w:szCs w:val="20"/>
+              </w:rPr>
+              <w:t xml:space="preserve">    • Must include comments explaining what your code does</w:t>
+            </w:r>
+            <w:r>
+              <w:rPr>
+                <w:rFonts w:ascii="Arial" w:cs="Arial" w:eastAsia="Arial" w:hAnsi="Arial"/>
+                <w:sz w:val="20"/>
+                <w:szCs w:val="20"/>
+              </w:rPr>
+              <w:br/>
+              <w:t xml:space="preserve"/>
+            </w:r>
+            <w:r>
+              <w:rPr>
+                <w:rFonts w:ascii="Arial" w:cs="Arial" w:eastAsia="Arial" w:hAnsi="Arial"/>
+                <w:sz w:val="20"/>
+                <w:szCs w:val="20"/>
+              </w:rPr>
+              <w:br/>
+              <w:t xml:space="preserve"/>
+            </w:r>
+            <w:r>
+              <w:rPr>
+                <w:rFonts w:ascii="Arial" w:cs="Arial" w:eastAsia="Arial" w:hAnsi="Arial"/>
+                <w:b/>
+                <w:bCs/>
+                <w:i w:val="false"/>
+                <w:iCs w:val="false"/>
+                <w:color w:val="000000"/>
+                <w:sz w:val="20"/>
+                <w:szCs w:val="20"/>
+              </w:rPr>
+              <w:t xml:space="preserve">Vocabulary: </w:t>
+            </w:r>
+            <w:r>
+              <w:rPr>
+                <w:rFonts w:ascii="Arial" w:cs="Arial" w:eastAsia="Arial" w:hAnsi="Arial"/>
+                <w:b w:val="false"/>
+                <w:bCs w:val="false"/>
+                <w:i w:val="false"/>
+                <w:iCs w:val="false"/>
+                <w:color w:val="000000"/>
+                <w:sz w:val="20"/>
+                <w:szCs w:val="20"/>
+              </w:rPr>
+              <w:t xml:space="preserve">Your task, Requirements, Project Ideas, Personal Finance, Health &amp; Fitness, Travel</w:t>
+            </w:r>
+            <w:r>
+              <w:rPr>
+                <w:rFonts w:ascii="Arial" w:cs="Arial" w:eastAsia="Arial" w:hAnsi="Arial"/>
+                <w:sz w:val="20"/>
+                <w:szCs w:val="20"/>
+              </w:rPr>
+              <w:br/>
+              <w:t xml:space="preserve"/>
+            </w:r>
+            <w:r>
+              <w:rPr>
+                <w:rFonts w:ascii="Arial" w:cs="Arial" w:eastAsia="Arial" w:hAnsi="Arial"/>
+                <w:sz w:val="20"/>
+                <w:szCs w:val="20"/>
+              </w:rPr>
+              <w:br/>
+              <w:t xml:space="preserve"/>
+            </w:r>
+            <w:r>
+              <w:rPr>
+                <w:rFonts w:ascii="Arial" w:cs="Arial" w:eastAsia="Arial" w:hAnsi="Arial"/>
                 <w:b/>
                 <w:bCs/>
                 <w:i/>
@@ -732,7 +1102,7 @@
                 <w:sz w:val="20"/>
                 <w:szCs w:val="20"/>
               </w:rPr>
-              <w:t xml:space="preserve">Fitness Calorie Counter</w:t>
+              <w:t xml:space="preserve">Before you start coding:</w:t>
             </w:r>
             <w:r>
               <w:rPr>
@@ -851,7 +1221,29 @@
                 <w:sz w:val="20"/>
                 <w:szCs w:val="20"/>
               </w:rPr>
-              <w:t xml:space="preserve">    Work through problems from the day's exercise set.</w:t>
+              <w:t xml:space="preserve">    Students work independently on their projects, following the checklist.</w:t>
+            </w:r>
+            <w:r>
+              <w:rPr>
+                <w:rFonts w:ascii="Arial" w:cs="Arial" w:eastAsia="Arial" w:hAnsi="Arial"/>
+                <w:sz w:val="20"/>
+                <w:szCs w:val="20"/>
+              </w:rPr>
+              <w:br/>
+              <w:t xml:space="preserve"/>
+            </w:r>
+            <w:r>
+              <w:rPr>
+                <w:rFonts w:ascii="Arial" w:cs="Arial" w:eastAsia="Arial" w:hAnsi="Arial"/>
+                <w:b w:val="false"/>
+                <w:bCs w:val="false"/>
+                <w:i w:val="false"/>
+                <w:iCs w:val="false"/>
+                <w:color w:val="000000"/>
+                <w:sz w:val="20"/>
+                <w:szCs w:val="20"/>
+              </w:rPr>
+              <w:t xml:space="preserve">    Check in with each student to review progress and unblock issues.</w:t>
             </w:r>
             <w:r>
               <w:rPr>
@@ -1019,6 +1411,563 @@
     <w:p>
       <w:pPr>
         <w:spacing w:after="200"/>
+      </w:pPr>
+    </w:p>
+    <w:p>
+      <w:pPr>
+        <w:pBdr>
+          <w:bottom w:val="single" w:color="2B5797" w:sz="4" w:space="4"/>
+        </w:pBdr>
+        <w:spacing w:after="100" w:before="120"/>
+      </w:pPr>
+      <w:r>
+        <w:rPr>
+          <w:rFonts w:ascii="Arial" w:cs="Arial" w:eastAsia="Arial" w:hAnsi="Arial"/>
+          <w:b/>
+          <w:bCs/>
+          <w:color w:val="2B5797"/>
+          <w:sz w:val="24"/>
+          <w:szCs w:val="24"/>
+        </w:rPr>
+        <w:t xml:space="preserve">Key Concepts</w:t>
+      </w:r>
+    </w:p>
+    <w:p>
+      <w:pPr>
+        <w:spacing w:after="60"/>
+      </w:pPr>
+      <w:r>
+        <w:rPr>
+          <w:rFonts w:ascii="Arial" w:cs="Arial" w:eastAsia="Arial" w:hAnsi="Arial"/>
+          <w:sz w:val="20"/>
+          <w:szCs w:val="20"/>
+        </w:rPr>
+        <w:t xml:space="preserve">Your task: Choose a real-world calculator program to build. This is your opportunity to apply everything you've learned in Unit 2 in a project YOU find interesting.</w:t>
+      </w:r>
+    </w:p>
+    <w:p>
+      <w:pPr>
+        <w:spacing w:after="60"/>
+      </w:pPr>
+      <w:r>
+        <w:rPr>
+          <w:rFonts w:ascii="Arial" w:cs="Arial" w:eastAsia="Arial" w:hAnsi="Arial"/>
+          <w:sz w:val="20"/>
+          <w:szCs w:val="20"/>
+        </w:rPr>
+        <w:t xml:space="preserve">Requirements:</w:t>
+      </w:r>
+    </w:p>
+    <w:p>
+      <w:pPr>
+        <w:spacing w:after="60"/>
+      </w:pPr>
+      <w:r>
+        <w:rPr>
+          <w:rFonts w:ascii="Arial" w:cs="Arial" w:eastAsia="Arial" w:hAnsi="Arial"/>
+          <w:sz w:val="20"/>
+          <w:szCs w:val="20"/>
+        </w:rPr>
+        <w:t xml:space="preserve">1. Program must accept user input (at least 2 inputs)</w:t>
+      </w:r>
+    </w:p>
+    <w:p>
+      <w:pPr>
+        <w:spacing w:after="60"/>
+      </w:pPr>
+      <w:r>
+        <w:rPr>
+          <w:rFonts w:ascii="Arial" w:cs="Arial" w:eastAsia="Arial" w:hAnsi="Arial"/>
+          <w:sz w:val="20"/>
+          <w:szCs w:val="20"/>
+        </w:rPr>
+        <w:t xml:space="preserve">2. Must perform calculations using multiple operations</w:t>
+      </w:r>
+    </w:p>
+    <w:p>
+      <w:pPr>
+        <w:spacing w:after="60"/>
+      </w:pPr>
+      <w:r>
+        <w:rPr>
+          <w:rFonts w:ascii="Arial" w:cs="Arial" w:eastAsia="Arial" w:hAnsi="Arial"/>
+          <w:sz w:val="20"/>
+          <w:szCs w:val="20"/>
+        </w:rPr>
+        <w:t xml:space="preserve">3. Must include at least one constant</w:t>
+      </w:r>
+    </w:p>
+    <w:p>
+      <w:pPr>
+        <w:spacing w:after="60"/>
+      </w:pPr>
+      <w:r>
+        <w:rPr>
+          <w:rFonts w:ascii="Arial" w:cs="Arial" w:eastAsia="Arial" w:hAnsi="Arial"/>
+          <w:sz w:val="20"/>
+          <w:szCs w:val="20"/>
+        </w:rPr>
+        <w:t xml:space="preserve">4. Must use proper variable naming (snake_case)</w:t>
+      </w:r>
+    </w:p>
+    <w:p>
+      <w:pPr>
+        <w:spacing w:after="60"/>
+      </w:pPr>
+      <w:r>
+        <w:rPr>
+          <w:rFonts w:ascii="Arial" w:cs="Arial" w:eastAsia="Arial" w:hAnsi="Arial"/>
+          <w:sz w:val="20"/>
+          <w:szCs w:val="20"/>
+        </w:rPr>
+        <w:t xml:space="preserve">5. Must validate at least one input</w:t>
+      </w:r>
+    </w:p>
+    <w:p>
+      <w:pPr>
+        <w:spacing w:after="60"/>
+      </w:pPr>
+      <w:r>
+        <w:rPr>
+          <w:rFonts w:ascii="Arial" w:cs="Arial" w:eastAsia="Arial" w:hAnsi="Arial"/>
+          <w:sz w:val="20"/>
+          <w:szCs w:val="20"/>
+        </w:rPr>
+        <w:t xml:space="preserve">6. Must format output professionally (use f-strings with appropriate decimals)</w:t>
+      </w:r>
+    </w:p>
+    <w:p>
+      <w:pPr>
+        <w:spacing w:after="60"/>
+      </w:pPr>
+      <w:r>
+        <w:rPr>
+          <w:rFonts w:ascii="Arial" w:cs="Arial" w:eastAsia="Arial" w:hAnsi="Arial"/>
+          <w:sz w:val="20"/>
+          <w:szCs w:val="20"/>
+        </w:rPr>
+        <w:t xml:space="preserve">7. Must be at least 20 lines of code</w:t>
+      </w:r>
+    </w:p>
+    <w:p>
+      <w:pPr>
+        <w:spacing w:after="60"/>
+      </w:pPr>
+      <w:r>
+        <w:rPr>
+          <w:rFonts w:ascii="Arial" w:cs="Arial" w:eastAsia="Arial" w:hAnsi="Arial"/>
+          <w:sz w:val="20"/>
+          <w:szCs w:val="20"/>
+        </w:rPr>
+        <w:t xml:space="preserve">8. Must include comments explaining what your code does</w:t>
+      </w:r>
+    </w:p>
+    <w:p>
+      <w:pPr>
+        <w:spacing w:after="60"/>
+      </w:pPr>
+      <w:r>
+        <w:rPr>
+          <w:rFonts w:ascii="Arial" w:cs="Arial" w:eastAsia="Arial" w:hAnsi="Arial"/>
+          <w:sz w:val="20"/>
+          <w:szCs w:val="20"/>
+        </w:rPr>
+        <w:t xml:space="preserve">Project Ideas:</w:t>
+      </w:r>
+    </w:p>
+    <w:p>
+      <w:pPr>
+        <w:spacing w:after="60"/>
+      </w:pPr>
+      <w:r>
+        <w:rPr>
+          <w:rFonts w:ascii="Arial" w:cs="Arial" w:eastAsia="Arial" w:hAnsi="Arial"/>
+          <w:sz w:val="20"/>
+          <w:szCs w:val="20"/>
+        </w:rPr>
+        <w:t xml:space="preserve">1. Personal Finance:</w:t>
+      </w:r>
+    </w:p>
+    <w:p>
+      <w:pPr>
+        <w:spacing w:after="60"/>
+      </w:pPr>
+      <w:r>
+        <w:rPr>
+          <w:rFonts w:ascii="Arial" w:cs="Arial" w:eastAsia="Arial" w:hAnsi="Arial"/>
+          <w:sz w:val="20"/>
+          <w:szCs w:val="20"/>
+        </w:rPr>
+        <w:t xml:space="preserve">- Retirement calculator (how much to save for retirement)</w:t>
+      </w:r>
+    </w:p>
+    <w:p>
+      <w:pPr>
+        <w:spacing w:after="60"/>
+      </w:pPr>
+      <w:r>
+        <w:rPr>
+          <w:rFonts w:ascii="Arial" w:cs="Arial" w:eastAsia="Arial" w:hAnsi="Arial"/>
+          <w:sz w:val="20"/>
+          <w:szCs w:val="20"/>
+        </w:rPr>
+        <w:t xml:space="preserve">- Investment compound interest calculator</w:t>
+      </w:r>
+    </w:p>
+    <w:p>
+      <w:pPr>
+        <w:spacing w:after="60"/>
+      </w:pPr>
+      <w:r>
+        <w:rPr>
+          <w:rFonts w:ascii="Arial" w:cs="Arial" w:eastAsia="Arial" w:hAnsi="Arial"/>
+          <w:sz w:val="20"/>
+          <w:szCs w:val="20"/>
+        </w:rPr>
+        <w:t xml:space="preserve">- Budget tracker</w:t>
+      </w:r>
+    </w:p>
+    <w:p>
+      <w:pPr>
+        <w:spacing w:after="60"/>
+      </w:pPr>
+      <w:r>
+        <w:rPr>
+          <w:rFonts w:ascii="Arial" w:cs="Arial" w:eastAsia="Arial" w:hAnsi="Arial"/>
+          <w:sz w:val="20"/>
+          <w:szCs w:val="20"/>
+        </w:rPr>
+        <w:t xml:space="preserve">- Student loan payment calculator</w:t>
+      </w:r>
+    </w:p>
+    <w:p>
+      <w:pPr>
+        <w:spacing w:after="60"/>
+      </w:pPr>
+      <w:r>
+        <w:rPr>
+          <w:rFonts w:ascii="Arial" w:cs="Arial" w:eastAsia="Arial" w:hAnsi="Arial"/>
+          <w:sz w:val="20"/>
+          <w:szCs w:val="20"/>
+        </w:rPr>
+        <w:t xml:space="preserve">- Home mortgage calculator</w:t>
+      </w:r>
+    </w:p>
+    <w:p>
+      <w:pPr>
+        <w:spacing w:after="60"/>
+      </w:pPr>
+      <w:r>
+        <w:rPr>
+          <w:rFonts w:ascii="Arial" w:cs="Arial" w:eastAsia="Arial" w:hAnsi="Arial"/>
+          <w:sz w:val="20"/>
+          <w:szCs w:val="20"/>
+        </w:rPr>
+        <w:t xml:space="preserve">2. Health &amp; Fitness:</w:t>
+      </w:r>
+    </w:p>
+    <w:p>
+      <w:pPr>
+        <w:spacing w:after="60"/>
+      </w:pPr>
+      <w:r>
+        <w:rPr>
+          <w:rFonts w:ascii="Arial" w:cs="Arial" w:eastAsia="Arial" w:hAnsi="Arial"/>
+          <w:sz w:val="20"/>
+          <w:szCs w:val="20"/>
+        </w:rPr>
+        <w:t xml:space="preserve">- Calorie counter</w:t>
+      </w:r>
+    </w:p>
+    <w:p>
+      <w:pPr>
+        <w:spacing w:after="60"/>
+      </w:pPr>
+      <w:r>
+        <w:rPr>
+          <w:rFonts w:ascii="Arial" w:cs="Arial" w:eastAsia="Arial" w:hAnsi="Arial"/>
+          <w:sz w:val="20"/>
+          <w:szCs w:val="20"/>
+        </w:rPr>
+        <w:t xml:space="preserve">- Workout time calculator</w:t>
+      </w:r>
+    </w:p>
+    <w:p>
+      <w:pPr>
+        <w:spacing w:after="60"/>
+      </w:pPr>
+      <w:r>
+        <w:rPr>
+          <w:rFonts w:ascii="Arial" w:cs="Arial" w:eastAsia="Arial" w:hAnsi="Arial"/>
+          <w:sz w:val="20"/>
+          <w:szCs w:val="20"/>
+        </w:rPr>
+        <w:t xml:space="preserve">- Water intake calculator</w:t>
+      </w:r>
+    </w:p>
+    <w:p>
+      <w:pPr>
+        <w:spacing w:after="60"/>
+      </w:pPr>
+      <w:r>
+        <w:rPr>
+          <w:rFonts w:ascii="Arial" w:cs="Arial" w:eastAsia="Arial" w:hAnsi="Arial"/>
+          <w:sz w:val="20"/>
+          <w:szCs w:val="20"/>
+        </w:rPr>
+        <w:t xml:space="preserve">- Heart rate zone calculator</w:t>
+      </w:r>
+    </w:p>
+    <w:p>
+      <w:pPr>
+        <w:spacing w:after="60"/>
+      </w:pPr>
+      <w:r>
+        <w:rPr>
+          <w:rFonts w:ascii="Arial" w:cs="Arial" w:eastAsia="Arial" w:hAnsi="Arial"/>
+          <w:sz w:val="20"/>
+          <w:szCs w:val="20"/>
+        </w:rPr>
+        <w:t xml:space="preserve">- Protein intake calculator</w:t>
+      </w:r>
+    </w:p>
+    <w:p>
+      <w:pPr>
+        <w:spacing w:after="60"/>
+      </w:pPr>
+      <w:r>
+        <w:rPr>
+          <w:rFonts w:ascii="Arial" w:cs="Arial" w:eastAsia="Arial" w:hAnsi="Arial"/>
+          <w:sz w:val="20"/>
+          <w:szCs w:val="20"/>
+        </w:rPr>
+        <w:t xml:space="preserve">3. Travel:</w:t>
+      </w:r>
+    </w:p>
+    <w:p>
+      <w:pPr>
+        <w:spacing w:after="60"/>
+      </w:pPr>
+      <w:r>
+        <w:rPr>
+          <w:rFonts w:ascii="Arial" w:cs="Arial" w:eastAsia="Arial" w:hAnsi="Arial"/>
+          <w:sz w:val="20"/>
+          <w:szCs w:val="20"/>
+        </w:rPr>
+        <w:t xml:space="preserve">- Trip cost splitter</w:t>
+      </w:r>
+    </w:p>
+    <w:p>
+      <w:pPr>
+        <w:spacing w:after="60"/>
+      </w:pPr>
+      <w:r>
+        <w:rPr>
+          <w:rFonts w:ascii="Arial" w:cs="Arial" w:eastAsia="Arial" w:hAnsi="Arial"/>
+          <w:sz w:val="20"/>
+          <w:szCs w:val="20"/>
+        </w:rPr>
+        <w:t xml:space="preserve">- Gas mileage and fuel cost calculator</w:t>
+      </w:r>
+    </w:p>
+    <w:p>
+      <w:pPr>
+        <w:spacing w:after="60"/>
+      </w:pPr>
+      <w:r>
+        <w:rPr>
+          <w:rFonts w:ascii="Arial" w:cs="Arial" w:eastAsia="Arial" w:hAnsi="Arial"/>
+          <w:sz w:val="20"/>
+          <w:szCs w:val="20"/>
+        </w:rPr>
+        <w:t xml:space="preserve">- Currency converter</w:t>
+      </w:r>
+    </w:p>
+    <w:p>
+      <w:pPr>
+        <w:spacing w:after="60"/>
+      </w:pPr>
+      <w:r>
+        <w:rPr>
+          <w:rFonts w:ascii="Arial" w:cs="Arial" w:eastAsia="Arial" w:hAnsi="Arial"/>
+          <w:sz w:val="20"/>
+          <w:szCs w:val="20"/>
+        </w:rPr>
+        <w:t xml:space="preserve">- Distance and time calculator</w:t>
+      </w:r>
+    </w:p>
+    <w:p>
+      <w:pPr>
+        <w:spacing w:after="60"/>
+      </w:pPr>
+      <w:r>
+        <w:rPr>
+          <w:rFonts w:ascii="Arial" w:cs="Arial" w:eastAsia="Arial" w:hAnsi="Arial"/>
+          <w:sz w:val="20"/>
+          <w:szCs w:val="20"/>
+        </w:rPr>
+        <w:t xml:space="preserve">- Luggage weight calculator</w:t>
+      </w:r>
+    </w:p>
+    <w:p>
+      <w:pPr>
+        <w:spacing w:after="60"/>
+      </w:pPr>
+      <w:r>
+        <w:rPr>
+          <w:rFonts w:ascii="Arial" w:cs="Arial" w:eastAsia="Arial" w:hAnsi="Arial"/>
+          <w:sz w:val="20"/>
+          <w:szCs w:val="20"/>
+        </w:rPr>
+        <w:t xml:space="preserve">4. School:</w:t>
+      </w:r>
+    </w:p>
+    <w:p>
+      <w:pPr>
+        <w:spacing w:after="60"/>
+      </w:pPr>
+      <w:r>
+        <w:rPr>
+          <w:rFonts w:ascii="Arial" w:cs="Arial" w:eastAsia="Arial" w:hAnsi="Arial"/>
+          <w:sz w:val="20"/>
+          <w:szCs w:val="20"/>
+        </w:rPr>
+        <w:t xml:space="preserve">- GPA calculator</w:t>
+      </w:r>
+    </w:p>
+    <w:p>
+      <w:pPr>
+        <w:spacing w:after="60"/>
+      </w:pPr>
+      <w:r>
+        <w:rPr>
+          <w:rFonts w:ascii="Arial" w:cs="Arial" w:eastAsia="Arial" w:hAnsi="Arial"/>
+          <w:sz w:val="20"/>
+          <w:szCs w:val="20"/>
+        </w:rPr>
+        <w:t xml:space="preserve">- Study time tracker</w:t>
+      </w:r>
+    </w:p>
+    <w:p>
+      <w:pPr>
+        <w:spacing w:after="60"/>
+      </w:pPr>
+      <w:r>
+        <w:rPr>
+          <w:rFonts w:ascii="Arial" w:cs="Arial" w:eastAsia="Arial" w:hAnsi="Arial"/>
+          <w:sz w:val="20"/>
+          <w:szCs w:val="20"/>
+        </w:rPr>
+        <w:t xml:space="preserve">- Grade needed calculator (what grade do I need on the final?)</w:t>
+      </w:r>
+    </w:p>
+    <w:p>
+      <w:pPr>
+        <w:spacing w:after="60"/>
+      </w:pPr>
+      <w:r>
+        <w:rPr>
+          <w:rFonts w:ascii="Arial" w:cs="Arial" w:eastAsia="Arial" w:hAnsi="Arial"/>
+          <w:sz w:val="20"/>
+          <w:szCs w:val="20"/>
+        </w:rPr>
+        <w:t xml:space="preserve">- Quiz average calculator</w:t>
+      </w:r>
+    </w:p>
+    <w:p>
+      <w:pPr>
+        <w:spacing w:after="60"/>
+      </w:pPr>
+      <w:r>
+        <w:rPr>
+          <w:rFonts w:ascii="Arial" w:cs="Arial" w:eastAsia="Arial" w:hAnsi="Arial"/>
+          <w:sz w:val="20"/>
+          <w:szCs w:val="20"/>
+        </w:rPr>
+        <w:t xml:space="preserve">- Assignment point tracker</w:t>
+      </w:r>
+    </w:p>
+    <w:p>
+      <w:pPr>
+        <w:spacing w:after="60"/>
+      </w:pPr>
+      <w:r>
+        <w:rPr>
+          <w:rFonts w:ascii="Arial" w:cs="Arial" w:eastAsia="Arial" w:hAnsi="Arial"/>
+          <w:sz w:val="20"/>
+          <w:szCs w:val="20"/>
+        </w:rPr>
+        <w:t xml:space="preserve">5. Fun &amp; Games:</w:t>
+      </w:r>
+    </w:p>
+    <w:p>
+      <w:pPr>
+        <w:spacing w:after="60"/>
+      </w:pPr>
+      <w:r>
+        <w:rPr>
+          <w:rFonts w:ascii="Arial" w:cs="Arial" w:eastAsia="Arial" w:hAnsi="Arial"/>
+          <w:sz w:val="20"/>
+          <w:szCs w:val="20"/>
+        </w:rPr>
+        <w:t xml:space="preserve">- Dice game scorer</w:t>
+      </w:r>
+    </w:p>
+    <w:p>
+      <w:pPr>
+        <w:spacing w:after="60"/>
+      </w:pPr>
+      <w:r>
+        <w:rPr>
+          <w:rFonts w:ascii="Arial" w:cs="Arial" w:eastAsia="Arial" w:hAnsi="Arial"/>
+          <w:sz w:val="20"/>
+          <w:szCs w:val="20"/>
+        </w:rPr>
+        <w:t xml:space="preserve">- Sports statistics calculator</w:t>
+      </w:r>
+    </w:p>
+    <w:p>
+      <w:pPr>
+        <w:spacing w:after="60"/>
+      </w:pPr>
+      <w:r>
+        <w:rPr>
+          <w:rFonts w:ascii="Arial" w:cs="Arial" w:eastAsia="Arial" w:hAnsi="Arial"/>
+          <w:sz w:val="20"/>
+          <w:szCs w:val="20"/>
+        </w:rPr>
+        <w:t xml:space="preserve">- Video game level cost calculator</w:t>
+      </w:r>
+    </w:p>
+    <w:p>
+      <w:pPr>
+        <w:spacing w:after="60"/>
+      </w:pPr>
+      <w:r>
+        <w:rPr>
+          <w:rFonts w:ascii="Arial" w:cs="Arial" w:eastAsia="Arial" w:hAnsi="Arial"/>
+          <w:sz w:val="20"/>
+          <w:szCs w:val="20"/>
+        </w:rPr>
+        <w:t xml:space="preserve">- Party event cost calculator</w:t>
+      </w:r>
+    </w:p>
+    <w:p>
+      <w:pPr>
+        <w:spacing w:after="60"/>
+      </w:pPr>
+      <w:r>
+        <w:rPr>
+          <w:rFonts w:ascii="Arial" w:cs="Arial" w:eastAsia="Arial" w:hAnsi="Arial"/>
+          <w:sz w:val="20"/>
+          <w:szCs w:val="20"/>
+        </w:rPr>
+        <w:t xml:space="preserve">- Cooking recipe scaler</w:t>
+      </w:r>
+    </w:p>
+    <w:p>
+      <w:pPr>
+        <w:spacing w:after="160"/>
       </w:pPr>
     </w:p>
     <w:p>
@@ -1698,6 +2647,97 @@
           <w:szCs w:val="24"/>
         </w:rPr>
         <w:t xml:space="preserve">Guided Practice</w:t>
+      </w:r>
+    </w:p>
+    <w:p>
+      <w:pPr>
+        <w:spacing w:after="60"/>
+      </w:pPr>
+      <w:r>
+        <w:rPr>
+          <w:rFonts w:ascii="Arial" w:cs="Arial" w:eastAsia="Arial" w:hAnsi="Arial"/>
+          <w:sz w:val="20"/>
+          <w:szCs w:val="20"/>
+        </w:rPr>
+        <w:t xml:space="preserve">Before you start coding:</w:t>
+      </w:r>
+    </w:p>
+    <w:p>
+      <w:pPr>
+        <w:spacing w:after="60"/>
+      </w:pPr>
+      <w:r>
+        <w:rPr>
+          <w:rFonts w:ascii="Arial" w:cs="Arial" w:eastAsia="Arial" w:hAnsi="Arial"/>
+          <w:sz w:val="20"/>
+          <w:szCs w:val="20"/>
+        </w:rPr>
+        <w:t xml:space="preserve">- [ ] Choose your calculator type</w:t>
+      </w:r>
+    </w:p>
+    <w:p>
+      <w:pPr>
+        <w:spacing w:after="60"/>
+      </w:pPr>
+      <w:r>
+        <w:rPr>
+          <w:rFonts w:ascii="Arial" w:cs="Arial" w:eastAsia="Arial" w:hAnsi="Arial"/>
+          <w:sz w:val="20"/>
+          <w:szCs w:val="20"/>
+        </w:rPr>
+        <w:t xml:space="preserve">- [ ] Plan your inputs (what will user enter?)</w:t>
+      </w:r>
+    </w:p>
+    <w:p>
+      <w:pPr>
+        <w:spacing w:after="60"/>
+      </w:pPr>
+      <w:r>
+        <w:rPr>
+          <w:rFonts w:ascii="Arial" w:cs="Arial" w:eastAsia="Arial" w:hAnsi="Arial"/>
+          <w:sz w:val="20"/>
+          <w:szCs w:val="20"/>
+        </w:rPr>
+        <w:t xml:space="preserve">- [ ] Plan your calculations (what math will you do?)</w:t>
+      </w:r>
+    </w:p>
+    <w:p>
+      <w:pPr>
+        <w:spacing w:after="60"/>
+      </w:pPr>
+      <w:r>
+        <w:rPr>
+          <w:rFonts w:ascii="Arial" w:cs="Arial" w:eastAsia="Arial" w:hAnsi="Arial"/>
+          <w:sz w:val="20"/>
+          <w:szCs w:val="20"/>
+        </w:rPr>
+        <w:t xml:space="preserve">- [ ] Plan your output (what will you display?)</w:t>
+      </w:r>
+    </w:p>
+    <w:p>
+      <w:pPr>
+        <w:spacing w:after="60"/>
+      </w:pPr>
+      <w:r>
+        <w:rPr>
+          <w:rFonts w:ascii="Arial" w:cs="Arial" w:eastAsia="Arial" w:hAnsi="Arial"/>
+          <w:sz w:val="20"/>
+          <w:szCs w:val="20"/>
+        </w:rPr>
+        <w:t xml:space="preserve">- [ ] Identify any constants you'll use</w:t>
+      </w:r>
+    </w:p>
+    <w:p>
+      <w:pPr>
+        <w:spacing w:after="60"/>
+      </w:pPr>
+      <w:r>
+        <w:rPr>
+          <w:rFonts w:ascii="Arial" w:cs="Arial" w:eastAsia="Arial" w:hAnsi="Arial"/>
+          <w:sz w:val="20"/>
+          <w:szCs w:val="20"/>
+        </w:rPr>
+        <w:t xml:space="preserve">- [ ] Think about validation (what inputs might be invalid?)</w:t>
       </w:r>
     </w:p>
     <w:p>
